--- a/docs/docsite-intro-19.docx
+++ b/docs/docsite-intro-19.docx
@@ -168,6 +168,7 @@
             <w:pPr>
               <w:pStyle w:val="Normal"/>
               <w:spacing w:before="0" w:after="200"/>
+              <w:jc w:val="both"/>
               <w:rPr>
                 <w:kern w:val="0"/>
               </w:rPr>
@@ -363,19 +364,8 @@
         <w:widowControl/>
         <w:spacing w:before="0" w:after="0"/>
         <w:ind w:hanging="0" w:left="0" w:right="0"/>
-        <w:rPr>
-          <w:rFonts w:ascii="Open Sans;Helvetica;Arial;sans-" w:hAnsi="Open Sans;Helvetica;Arial;sans-"/>
-          <w:b w:val="false"/>
-          <w:bCs w:val="false"/>
-          <w:i w:val="false"/>
-          <w:caps w:val="false"/>
-          <w:smallCaps w:val="false"/>
-          <w:color w:val="151F26"/>
-          <w:spacing w:val="0"/>
-          <w:sz w:val="24"/>
-          <w:szCs w:val="24"/>
-          <w:highlight w:val="none"/>
-        </w:rPr>
+        <w:jc w:val="both"/>
+        <w:rPr/>
       </w:pPr>
       <w:r>
         <w:rPr>
@@ -397,6 +387,7 @@
         <w:widowControl/>
         <w:spacing w:before="0" w:after="0"/>
         <w:ind w:hanging="0" w:left="0" w:right="0"/>
+        <w:jc w:val="both"/>
         <w:rPr>
           <w:rFonts w:ascii="Open Sans;Helvetica;Arial;sans-" w:hAnsi="Open Sans;Helvetica;Arial;sans-"/>
           <w:b w:val="false"/>
@@ -512,6 +503,7 @@
           <w:p>
             <w:pPr>
               <w:pStyle w:val="Normal"/>
+              <w:jc w:val="both"/>
               <w:rPr>
                 <w:kern w:val="0"/>
               </w:rPr>
@@ -587,6 +579,7 @@
             <w:pPr>
               <w:pStyle w:val="Heading4"/>
               <w:spacing w:before="320" w:after="200"/>
+              <w:jc w:val="both"/>
               <w:outlineLvl w:val="9"/>
               <w:rPr>
                 <w:kern w:val="0"/>
@@ -661,8 +654,9 @@
             <w:pPr>
               <w:pStyle w:val="Normal"/>
               <w:shd w:val="nil" w:color="000000"/>
+              <w:jc w:val="both"/>
               <w:rPr>
-                <w14:ligatures w14:val="none"/>
+                <w:kern w:val="0"/>
               </w:rPr>
             </w:pPr>
             <w:r>
@@ -683,13 +677,30 @@
                 <w:kern w:val="0"/>
                 <w:lang w:val="en-US"/>
               </w:rPr>
-              <w:t>редактор MS</w:t>
+              <w:t xml:space="preserve">редактор </w:t>
+            </w:r>
+            <w:r>
+              <w:rPr>
+                <w:b/>
+                <w:bCs/>
+                <w:kern w:val="0"/>
+                <w:lang w:val="en-US"/>
+              </w:rPr>
+              <w:t>MS</w:t>
+            </w:r>
+            <w:r>
+              <w:rPr>
+                <w:b/>
+                <w:bCs/>
+                <w:kern w:val="0"/>
+              </w:rPr>
+              <w:t>Word, ONLYOFFICE, OpenOffice, LibreOffice, WPS-офис, Google Документы, FreeOffice</w:t>
             </w:r>
             <w:r>
               <w:rPr>
                 <w:kern w:val="0"/>
               </w:rPr>
-              <w:t>Word, ONLYOFFICE, OpenOffice, LibreOffice, WPS-офис, Google Документы, FreeOffice, любой облачный сервис или любое другое доступное программное обеспечение для редактирования текста, поддерживающее формат DOCX.</w:t>
+              <w:t>, любой облачный сервис или любое другое доступное программное обеспечение для редактирования текста, поддерживающее формат DOCX.</w:t>
             </w:r>
           </w:p>
           <w:p>
@@ -697,7 +708,9 @@
               <w:pStyle w:val="Normal"/>
               <w:shd w:val="nil"/>
               <w:spacing w:before="0" w:after="200"/>
+              <w:jc w:val="both"/>
               <w:rPr>
+                <w:kern w:val="0"/>
                 <w:highlight w:val="none"/>
                 <w14:ligatures w14:val="none"/>
               </w:rPr>
@@ -870,6 +883,7 @@
               <w:widowControl/>
               <w:spacing w:lineRule="atLeast" w:line="270" w:before="0" w:after="0"/>
               <w:ind w:hanging="0" w:left="0" w:right="0"/>
+              <w:jc w:val="both"/>
               <w:rPr>
                 <w:kern w:val="0"/>
               </w:rPr>
@@ -924,6 +938,7 @@
               <w:widowControl/>
               <w:spacing w:lineRule="atLeast" w:line="270" w:before="0" w:after="0"/>
               <w:ind w:hanging="0" w:left="0" w:right="0"/>
+              <w:jc w:val="both"/>
               <w:rPr>
                 <w:rFonts w:ascii="Open Sans;Helvetica;Arial;sans-" w:hAnsi="Open Sans;Helvetica;Arial;sans-"/>
                 <w:b w:val="false"/>
@@ -932,6 +947,7 @@
                 <w:smallCaps w:val="false"/>
                 <w:color w:val="151F26"/>
                 <w:spacing w:val="0"/>
+                <w:kern w:val="0"/>
                 <w:sz w:val="23"/>
               </w:rPr>
             </w:pPr>
@@ -955,6 +971,7 @@
               <w:widowControl w:val="false"/>
               <w:suppressLineNumbers/>
               <w:spacing w:before="0" w:after="200"/>
+              <w:jc w:val="both"/>
               <w:rPr>
                 <w:kern w:val="0"/>
               </w:rPr>
@@ -1105,9 +1122,8 @@
         <w:pStyle w:val="Normal"/>
         <w:shd w:val="clear" w:color="auto"/>
         <w:spacing w:before="0" w:after="200"/>
-        <w:rPr>
-          <w14:ligatures w14:val="none"/>
-        </w:rPr>
+        <w:jc w:val="both"/>
+        <w:rPr/>
       </w:pPr>
       <w:r>
         <w:rPr>
@@ -1302,6 +1318,7 @@
             <w:pPr>
               <w:pStyle w:val="Normal"/>
               <w:spacing w:before="0" w:after="200"/>
+              <w:jc w:val="both"/>
               <w:rPr>
                 <w:kern w:val="0"/>
               </w:rPr>
@@ -1342,6 +1359,7 @@
               <w:widowControl/>
               <w:spacing w:lineRule="atLeast" w:line="270" w:before="0" w:after="0"/>
               <w:ind w:hanging="0" w:left="0" w:right="0"/>
+              <w:jc w:val="both"/>
               <w:rPr>
                 <w:kern w:val="0"/>
               </w:rPr>
@@ -1380,146 +1398,6 @@
                 <w:lang w:val="ru-RU"/>
               </w:rPr>
               <w:t>Любые, поддерживаемые современными браузерами 👻</w:t>
-            </w:r>
-          </w:p>
-        </w:tc>
-      </w:tr>
-      <w:tr>
-        <w:trPr>
-          <w:trHeight w:val="2250" w:hRule="atLeast"/>
-        </w:trPr>
-        <w:tc>
-          <w:tcPr>
-            <w:tcW w:w="3116" w:type="dxa"/>
-            <w:tcBorders>
-              <w:left w:val="single" w:sz="2" w:space="0" w:color="000000"/>
-              <w:bottom w:val="single" w:sz="2" w:space="0" w:color="000000"/>
-            </w:tcBorders>
-          </w:tcPr>
-          <w:p>
-            <w:pPr>
-              <w:pStyle w:val="BodyText"/>
-              <w:keepLines/>
-              <w:widowControl/>
-              <w:spacing w:lineRule="atLeast" w:line="270" w:before="0" w:after="0"/>
-              <w:ind w:hanging="0" w:left="0" w:right="0"/>
-              <w:rPr>
-                <w:kern w:val="0"/>
-              </w:rPr>
-            </w:pPr>
-            <w:r>
-              <w:rPr>
-                <w:kern w:val="0"/>
-              </w:rPr>
-              <w:drawing>
-                <wp:inline distT="0" distB="0" distL="0" distR="0">
-                  <wp:extent cx="1428750" cy="1428750"/>
-                  <wp:effectExtent l="0" t="0" r="0" b="0"/>
-                  <wp:docPr id="6" name="Image8" descr="svg"/>
-                  <wp:cNvGraphicFramePr>
-                    <a:graphicFrameLocks xmlns:a="http://schemas.openxmlformats.org/drawingml/2006/main" noChangeAspect="1"/>
-                  </wp:cNvGraphicFramePr>
-                  <a:graphic xmlns:a="http://schemas.openxmlformats.org/drawingml/2006/main">
-                    <a:graphicData uri="http://schemas.openxmlformats.org/drawingml/2006/picture">
-                      <pic:pic xmlns:pic="http://schemas.openxmlformats.org/drawingml/2006/picture">
-                        <pic:nvPicPr>
-                          <pic:cNvPr id="6" name="Image8" descr="svg"/>
-                          <pic:cNvPicPr>
-                            <a:picLocks noChangeAspect="1" noChangeArrowheads="1"/>
-                          </pic:cNvPicPr>
-                        </pic:nvPicPr>
-                        <pic:blipFill>
-                          <a:blip r:embed="rId14">
-                            <a:extLst>
-                              <a:ext uri="{96DAC541-7B7A-43D3-8B79-37D633B846F1}">
-                                <asvg:svgBlip xmlns:asvg="http://schemas.microsoft.com/office/drawing/2016/SVG/main" r:embed="rId15"/>
-                              </a:ext>
-                            </a:extLst>
-                          </a:blip>
-                          <a:stretch>
-                            <a:fillRect/>
-                          </a:stretch>
-                        </pic:blipFill>
-                        <pic:spPr bwMode="auto">
-                          <a:xfrm>
-                            <a:off x="0" y="0"/>
-                            <a:ext cx="1428750" cy="1428750"/>
-                          </a:xfrm>
-                          <a:prstGeom prst="rect">
-                            <a:avLst/>
-                          </a:prstGeom>
-                          <a:noFill/>
-                        </pic:spPr>
-                      </pic:pic>
-                    </a:graphicData>
-                  </a:graphic>
-                </wp:inline>
-              </w:drawing>
-            </w:r>
-          </w:p>
-        </w:tc>
-        <w:tc>
-          <w:tcPr>
-            <w:tcW w:w="6247" w:type="dxa"/>
-            <w:tcBorders>
-              <w:left w:val="single" w:sz="2" w:space="0" w:color="000000"/>
-              <w:bottom w:val="single" w:sz="2" w:space="0" w:color="000000"/>
-              <w:right w:val="single" w:sz="2" w:space="0" w:color="000000"/>
-            </w:tcBorders>
-          </w:tcPr>
-          <w:p>
-            <w:pPr>
-              <w:pStyle w:val="BodyText"/>
-              <w:widowControl/>
-              <w:spacing w:lineRule="atLeast" w:line="270" w:before="0" w:after="0"/>
-              <w:ind w:hanging="0" w:left="0" w:right="0"/>
-              <w:rPr>
-                <w:kern w:val="0"/>
-              </w:rPr>
-            </w:pPr>
-            <w:r>
-              <w:rPr>
-                <w:kern w:val="0"/>
-                <w:lang w:val="ru-RU"/>
-              </w:rPr>
-              <w:t xml:space="preserve">Если в имя картинки в документе вы добавите слово </w:t>
-            </w:r>
-            <w:r>
-              <w:rPr>
-                <w:b/>
-                <w:bCs/>
-                <w:kern w:val="0"/>
-                <w:lang w:val="en-US"/>
-              </w:rPr>
-              <w:t>SVG</w:t>
-            </w:r>
-            <w:r>
-              <w:rPr>
-                <w:kern w:val="0"/>
-                <w:lang w:val="ru-RU"/>
-              </w:rPr>
-              <w:t xml:space="preserve">, ваше изображение будет встроено в веб-странцу, а не загружено как картинка через тег </w:t>
-            </w:r>
-            <w:r>
-              <w:rPr>
-                <w:kern w:val="0"/>
-                <w:lang w:val="en-US"/>
-              </w:rPr>
-              <w:t>IMG</w:t>
-            </w:r>
-            <w:r>
-              <w:rPr>
-                <w:kern w:val="0"/>
-                <w:lang w:val="ru-RU"/>
-              </w:rPr>
-              <w:t>.</w:t>
-            </w:r>
-            <w:r>
-              <w:rPr>
-                <w:kern w:val="0"/>
-                <w:lang w:val="en-US"/>
-              </w:rPr>
-              <w:t>🦝</w:t>
             </w:r>
           </w:p>
         </w:tc>
@@ -1601,7 +1479,7 @@
                 <wp:inline distT="0" distB="0" distL="0" distR="0">
                   <wp:extent cx="2900680" cy="2900680"/>
                   <wp:effectExtent l="0" t="0" r="0" b="0"/>
-                  <wp:docPr id="7" name="Image5"/>
+                  <wp:docPr id="6" name="Image5"/>
                   <wp:cNvGraphicFramePr>
                     <a:graphicFrameLocks xmlns:a="http://schemas.openxmlformats.org/drawingml/2006/main" noChangeAspect="1"/>
                   </wp:cNvGraphicFramePr>
@@ -1609,13 +1487,13 @@
                     <a:graphicData uri="http://schemas.openxmlformats.org/drawingml/2006/picture">
                       <pic:pic xmlns:pic="http://schemas.openxmlformats.org/drawingml/2006/picture">
                         <pic:nvPicPr>
-                          <pic:cNvPr id="7" name="Image5"/>
+                          <pic:cNvPr id="6" name="Image5"/>
                           <pic:cNvPicPr>
                             <a:picLocks noChangeAspect="1" noChangeArrowheads="1"/>
                           </pic:cNvPicPr>
                         </pic:nvPicPr>
                         <pic:blipFill>
-                          <a:blip r:embed="rId16"/>
+                          <a:blip r:embed="rId14"/>
                           <a:stretch>
                             <a:fillRect/>
                           </a:stretch>
@@ -1752,7 +1630,7 @@
               </w:rPr>
               <w:t xml:space="preserve">переверстываться в любом месте, так как иначе это слишком широкая строка: </w:t>
             </w:r>
-            <w:hyperlink r:id="rId17" w:tooltip="-proconnect---documentation">
+            <w:hyperlink r:id="rId15" w:tooltip="-proconnect---documentation">
               <w:r>
                 <w:rPr>
                   <w:rStyle w:val="Hyperlink"/>
@@ -1797,9 +1675,8 @@
     <w:p>
       <w:pPr>
         <w:pStyle w:val="Heading3"/>
-        <w:rPr>
-          <w14:ligatures w14:val="none"/>
-        </w:rPr>
+        <w:jc w:val="both"/>
+        <w:rPr/>
       </w:pPr>
       <w:r>
         <w:rPr>
@@ -1831,9 +1708,8 @@
     <w:p>
       <w:pPr>
         <w:pStyle w:val="Normal"/>
-        <w:rPr>
-          <w:highlight w:val="none"/>
-        </w:rPr>
+        <w:jc w:val="both"/>
+        <w:rPr/>
       </w:pPr>
       <w:r>
         <w:rPr>
@@ -2064,7 +1940,7 @@
                 <wp:inline distT="0" distB="0" distL="0" distR="0">
                   <wp:extent cx="2734310" cy="2547620"/>
                   <wp:effectExtent l="0" t="0" r="0" b="0"/>
-                  <wp:docPr id="8" name="Image4"/>
+                  <wp:docPr id="7" name="Image4"/>
                   <wp:cNvGraphicFramePr>
                     <a:graphicFrameLocks xmlns:a="http://schemas.openxmlformats.org/drawingml/2006/main" noChangeAspect="1"/>
                   </wp:cNvGraphicFramePr>
@@ -2072,13 +1948,13 @@
                     <a:graphicData uri="http://schemas.openxmlformats.org/drawingml/2006/picture">
                       <pic:pic xmlns:pic="http://schemas.openxmlformats.org/drawingml/2006/picture">
                         <pic:nvPicPr>
-                          <pic:cNvPr id="8" name="Image4"/>
+                          <pic:cNvPr id="7" name="Image4"/>
                           <pic:cNvPicPr>
                             <a:picLocks noChangeAspect="1" noChangeArrowheads="1"/>
                           </pic:cNvPicPr>
                         </pic:nvPicPr>
                         <pic:blipFill>
-                          <a:blip r:embed="rId18"/>
+                          <a:blip r:embed="rId16"/>
                           <a:stretch>
                             <a:fillRect/>
                           </a:stretch>
@@ -2160,7 +2036,7 @@
               </w:rPr>
               <w:t>Обратите внимание на совместимость форматов Pages и Word, а также какие функции Microsoft Office поддерживает программа Pages от</w:t>
             </w:r>
-            <w:hyperlink r:id="rId19" w:tooltip="https://www.google.com/search?q=таблица+совместимости+форматов+Pages+и+Word">
+            <w:hyperlink r:id="rId17" w:tooltip="https://www.google.com/search?q=таблица+совместимости+форматов+Pages+и+Word">
               <w:r>
                 <w:rPr>
                   <w:rStyle w:val="Hyperlink"/>
@@ -2247,6 +2123,7 @@
     <w:p>
       <w:pPr>
         <w:pStyle w:val="Heading3"/>
+        <w:jc w:val="both"/>
         <w:rPr/>
       </w:pPr>
       <w:r>
@@ -2263,17 +2140,8 @@
           <w:numId w:val="1"/>
         </w:numPr>
         <w:spacing w:before="0" w:after="0"/>
-        <w:jc w:val="left"/>
-        <w:rPr>
-          <w:rFonts w:ascii="Inter;Noto Sans;Segoe UI;Avenir" w:hAnsi="Inter;Noto Sans;Segoe UI;Avenir"/>
-          <w:b w:val="false"/>
-          <w:i w:val="false"/>
-          <w:caps w:val="false"/>
-          <w:smallCaps w:val="false"/>
-          <w:color w:val="000000"/>
-          <w:spacing w:val="0"/>
-          <w:sz w:val="24"/>
-        </w:rPr>
+        <w:jc w:val="both"/>
+        <w:rPr/>
       </w:pPr>
       <w:r>
         <w:rPr>
@@ -2325,17 +2193,8 @@
           <w:numId w:val="1"/>
         </w:numPr>
         <w:spacing w:before="0" w:after="0"/>
-        <w:jc w:val="left"/>
-        <w:rPr>
-          <w:rFonts w:ascii="Inter;Noto Sans;Segoe UI;Avenir" w:hAnsi="Inter;Noto Sans;Segoe UI;Avenir"/>
-          <w:b w:val="false"/>
-          <w:i w:val="false"/>
-          <w:caps w:val="false"/>
-          <w:smallCaps w:val="false"/>
-          <w:color w:val="000000"/>
-          <w:spacing w:val="0"/>
-          <w:sz w:val="24"/>
-        </w:rPr>
+        <w:jc w:val="both"/>
+        <w:rPr/>
       </w:pPr>
       <w:r>
         <w:rPr>
@@ -2360,7 +2219,7 @@
           <w:numId w:val="1"/>
         </w:numPr>
         <w:spacing w:before="0" w:after="0"/>
-        <w:jc w:val="left"/>
+        <w:jc w:val="both"/>
         <w:rPr/>
       </w:pPr>
       <w:r>
@@ -2400,7 +2259,7 @@
           <w:numId w:val="1"/>
         </w:numPr>
         <w:spacing w:before="0" w:after="0"/>
-        <w:jc w:val="left"/>
+        <w:jc w:val="both"/>
         <w:rPr/>
       </w:pPr>
       <w:r>
@@ -2440,17 +2299,8 @@
           <w:numId w:val="1"/>
         </w:numPr>
         <w:spacing w:before="0" w:after="0"/>
-        <w:jc w:val="left"/>
-        <w:rPr>
-          <w:rFonts w:ascii="Inter;Noto Sans;Segoe UI;Avenir" w:hAnsi="Inter;Noto Sans;Segoe UI;Avenir"/>
-          <w:b w:val="false"/>
-          <w:i w:val="false"/>
-          <w:caps w:val="false"/>
-          <w:smallCaps w:val="false"/>
-          <w:color w:val="000000"/>
-          <w:spacing w:val="0"/>
-          <w:sz w:val="24"/>
-        </w:rPr>
+        <w:jc w:val="both"/>
+        <w:rPr/>
       </w:pPr>
       <w:r>
         <w:rPr>
@@ -2489,7 +2339,7 @@
           <w:numId w:val="1"/>
         </w:numPr>
         <w:spacing w:before="0" w:after="0"/>
-        <w:jc w:val="left"/>
+        <w:jc w:val="both"/>
         <w:rPr/>
       </w:pPr>
       <w:r>
@@ -2519,7 +2369,7 @@
         </w:rPr>
         <w:t>Этот сайт принадлежит и управляется Дмитрием Филоненко. Если у вас есть какие-либо вопросы о файлах cookie данной веб-службы или об этой политике использования файлов cookie, свяжитесь со мной по электронной почте: </w:t>
       </w:r>
-      <w:hyperlink r:id="rId20" w:tooltip="mailto:support@docsite.su">
+      <w:hyperlink r:id="rId18" w:tooltip="mailto:support@docsite.su">
         <w:r>
           <w:rPr>
             <w:rStyle w:val="Hyperlink"/>
@@ -2557,8 +2407,8 @@
         <w:pStyle w:val="Normal"/>
         <w:widowControl w:val="false"/>
         <w:spacing w:before="0" w:after="200"/>
+        <w:jc w:val="both"/>
         <w:rPr>
-          <w:rStyle w:val="Emphasis"/>
           <w:i w:val="false"/>
           <w:iCs w:val="false"/>
         </w:rPr>
@@ -2573,6 +2423,7 @@
     <w:p>
       <w:pPr>
         <w:pStyle w:val="Heading3"/>
+        <w:jc w:val="both"/>
         <w:rPr/>
       </w:pPr>
       <w:r>
@@ -2583,16 +2434,8 @@
     <w:p>
       <w:pPr>
         <w:pStyle w:val="Callout"/>
-        <w:rPr>
-          <w:rFonts w:ascii="Open Sans;Helvetica;Arial;sans-" w:hAnsi="Open Sans;Helvetica;Arial;sans-"/>
-          <w:b w:val="false"/>
-          <w:i w:val="false"/>
-          <w:caps w:val="false"/>
-          <w:smallCaps w:val="false"/>
-          <w:color w:val="151F26"/>
-          <w:spacing w:val="0"/>
-          <w:sz w:val="23"/>
-        </w:rPr>
+        <w:jc w:val="both"/>
+        <w:rPr/>
       </w:pPr>
       <w:r>
         <w:rPr/>
@@ -2602,6 +2445,7 @@
     <w:p>
       <w:pPr>
         <w:pStyle w:val="Heading4"/>
+        <w:jc w:val="both"/>
         <w:rPr/>
       </w:pPr>
       <w:r>
@@ -2615,16 +2459,8 @@
         <w:widowControl/>
         <w:spacing w:lineRule="atLeast" w:line="270" w:before="0" w:after="0"/>
         <w:ind w:hanging="0" w:left="0" w:right="0"/>
-        <w:rPr>
-          <w:rFonts w:ascii="Open Sans;Helvetica;Arial;sans-" w:hAnsi="Open Sans;Helvetica;Arial;sans-"/>
-          <w:b w:val="false"/>
-          <w:i w:val="false"/>
-          <w:caps w:val="false"/>
-          <w:smallCaps w:val="false"/>
-          <w:color w:val="151F26"/>
-          <w:spacing w:val="0"/>
-          <w:sz w:val="23"/>
-        </w:rPr>
+        <w:jc w:val="both"/>
+        <w:rPr/>
       </w:pPr>
       <w:r>
         <w:rPr>
@@ -2646,16 +2482,8 @@
         <w:widowControl/>
         <w:spacing w:lineRule="atLeast" w:line="270" w:before="0" w:after="0"/>
         <w:ind w:hanging="0" w:left="0" w:right="0"/>
-        <w:rPr>
-          <w:rFonts w:ascii="Open Sans;Helvetica;Arial;sans-" w:hAnsi="Open Sans;Helvetica;Arial;sans-"/>
-          <w:b w:val="false"/>
-          <w:i w:val="false"/>
-          <w:caps w:val="false"/>
-          <w:smallCaps w:val="false"/>
-          <w:color w:val="151F26"/>
-          <w:spacing w:val="0"/>
-          <w:sz w:val="23"/>
-        </w:rPr>
+        <w:jc w:val="both"/>
+        <w:rPr/>
       </w:pPr>
       <w:r>
         <w:rPr>
@@ -2677,16 +2505,8 @@
         <w:widowControl/>
         <w:spacing w:lineRule="atLeast" w:line="270" w:before="0" w:after="0"/>
         <w:ind w:hanging="0" w:left="0" w:right="0"/>
-        <w:rPr>
-          <w:rFonts w:ascii="Open Sans;Helvetica;Arial;sans-" w:hAnsi="Open Sans;Helvetica;Arial;sans-"/>
-          <w:b w:val="false"/>
-          <w:i w:val="false"/>
-          <w:caps w:val="false"/>
-          <w:smallCaps w:val="false"/>
-          <w:color w:val="151F26"/>
-          <w:spacing w:val="0"/>
-          <w:sz w:val="23"/>
-        </w:rPr>
+        <w:jc w:val="both"/>
+        <w:rPr/>
       </w:pPr>
       <w:r>
         <w:rPr>
@@ -2708,16 +2528,8 @@
         <w:widowControl/>
         <w:spacing w:lineRule="atLeast" w:line="270" w:before="0" w:after="0"/>
         <w:ind w:hanging="0" w:left="0" w:right="0"/>
-        <w:rPr>
-          <w:rFonts w:ascii="Open Sans;Helvetica;Arial;sans-" w:hAnsi="Open Sans;Helvetica;Arial;sans-"/>
-          <w:b w:val="false"/>
-          <w:i w:val="false"/>
-          <w:caps w:val="false"/>
-          <w:smallCaps w:val="false"/>
-          <w:color w:val="151F26"/>
-          <w:spacing w:val="0"/>
-          <w:sz w:val="23"/>
-        </w:rPr>
+        <w:jc w:val="both"/>
+        <w:rPr/>
       </w:pPr>
       <w:r>
         <w:rPr>
@@ -2736,6 +2548,7 @@
     <w:p>
       <w:pPr>
         <w:pStyle w:val="Heading4"/>
+        <w:jc w:val="both"/>
         <w:rPr/>
       </w:pPr>
       <w:r>
@@ -2749,16 +2562,8 @@
         <w:widowControl/>
         <w:spacing w:lineRule="atLeast" w:line="270" w:before="0" w:after="0"/>
         <w:ind w:hanging="0" w:left="0" w:right="0"/>
-        <w:rPr>
-          <w:rFonts w:ascii="Open Sans;Helvetica;Arial;sans-" w:hAnsi="Open Sans;Helvetica;Arial;sans-"/>
-          <w:b w:val="false"/>
-          <w:i w:val="false"/>
-          <w:caps w:val="false"/>
-          <w:smallCaps w:val="false"/>
-          <w:color w:val="151F26"/>
-          <w:spacing w:val="0"/>
-          <w:sz w:val="23"/>
-        </w:rPr>
+        <w:jc w:val="both"/>
+        <w:rPr/>
       </w:pPr>
       <w:r>
         <w:rPr>
@@ -2780,16 +2585,8 @@
         <w:widowControl/>
         <w:spacing w:lineRule="atLeast" w:line="270" w:before="0" w:after="0"/>
         <w:ind w:hanging="0" w:left="0" w:right="0"/>
-        <w:rPr>
-          <w:rFonts w:ascii="Open Sans;Helvetica;Arial;sans-" w:hAnsi="Open Sans;Helvetica;Arial;sans-"/>
-          <w:b w:val="false"/>
-          <w:i w:val="false"/>
-          <w:caps w:val="false"/>
-          <w:smallCaps w:val="false"/>
-          <w:color w:val="151F26"/>
-          <w:spacing w:val="0"/>
-          <w:sz w:val="23"/>
-        </w:rPr>
+        <w:jc w:val="both"/>
+        <w:rPr/>
       </w:pPr>
       <w:r>
         <w:rPr>
@@ -2811,16 +2608,8 @@
         <w:widowControl/>
         <w:spacing w:lineRule="atLeast" w:line="270" w:before="0" w:after="0"/>
         <w:ind w:hanging="0" w:left="0" w:right="0"/>
-        <w:rPr>
-          <w:rFonts w:ascii="Open Sans;Helvetica;Arial;sans-" w:hAnsi="Open Sans;Helvetica;Arial;sans-"/>
-          <w:b w:val="false"/>
-          <w:i w:val="false"/>
-          <w:caps w:val="false"/>
-          <w:smallCaps w:val="false"/>
-          <w:color w:val="151F26"/>
-          <w:spacing w:val="0"/>
-          <w:sz w:val="23"/>
-        </w:rPr>
+        <w:jc w:val="both"/>
+        <w:rPr/>
       </w:pPr>
       <w:r>
         <w:rPr>
@@ -2842,16 +2631,8 @@
         <w:widowControl/>
         <w:spacing w:lineRule="atLeast" w:line="270" w:before="0" w:after="0"/>
         <w:ind w:hanging="0" w:left="0" w:right="0"/>
-        <w:rPr>
-          <w:rFonts w:ascii="Open Sans;Helvetica;Arial;sans-" w:hAnsi="Open Sans;Helvetica;Arial;sans-"/>
-          <w:b w:val="false"/>
-          <w:i w:val="false"/>
-          <w:caps w:val="false"/>
-          <w:smallCaps w:val="false"/>
-          <w:color w:val="151F26"/>
-          <w:spacing w:val="0"/>
-          <w:sz w:val="23"/>
-        </w:rPr>
+        <w:jc w:val="both"/>
+        <w:rPr/>
       </w:pPr>
       <w:r>
         <w:rPr>
@@ -2870,6 +2651,7 @@
     <w:p>
       <w:pPr>
         <w:pStyle w:val="Heading4"/>
+        <w:jc w:val="both"/>
         <w:rPr/>
       </w:pPr>
       <w:r>
@@ -2883,16 +2665,8 @@
         <w:widowControl/>
         <w:spacing w:lineRule="atLeast" w:line="270" w:before="0" w:after="0"/>
         <w:ind w:hanging="0" w:left="0" w:right="0"/>
-        <w:rPr>
-          <w:rFonts w:ascii="Open Sans;Helvetica;Arial;sans-" w:hAnsi="Open Sans;Helvetica;Arial;sans-"/>
-          <w:b w:val="false"/>
-          <w:i w:val="false"/>
-          <w:caps w:val="false"/>
-          <w:smallCaps w:val="false"/>
-          <w:color w:val="151F26"/>
-          <w:spacing w:val="0"/>
-          <w:sz w:val="23"/>
-        </w:rPr>
+        <w:jc w:val="both"/>
+        <w:rPr/>
       </w:pPr>
       <w:r>
         <w:rPr>
@@ -2914,16 +2688,8 @@
         <w:widowControl/>
         <w:spacing w:lineRule="atLeast" w:line="270" w:before="0" w:after="0"/>
         <w:ind w:hanging="0" w:left="0" w:right="0"/>
-        <w:rPr>
-          <w:rFonts w:ascii="Open Sans;Helvetica;Arial;sans-" w:hAnsi="Open Sans;Helvetica;Arial;sans-"/>
-          <w:b w:val="false"/>
-          <w:i w:val="false"/>
-          <w:caps w:val="false"/>
-          <w:smallCaps w:val="false"/>
-          <w:color w:val="151F26"/>
-          <w:spacing w:val="0"/>
-          <w:sz w:val="23"/>
-        </w:rPr>
+        <w:jc w:val="both"/>
+        <w:rPr/>
       </w:pPr>
       <w:r>
         <w:rPr>
@@ -2945,16 +2711,8 @@
         <w:widowControl/>
         <w:spacing w:lineRule="atLeast" w:line="270" w:before="0" w:after="0"/>
         <w:ind w:hanging="0" w:left="0" w:right="0"/>
-        <w:rPr>
-          <w:rFonts w:ascii="Open Sans;Helvetica;Arial;sans-" w:hAnsi="Open Sans;Helvetica;Arial;sans-"/>
-          <w:b w:val="false"/>
-          <w:i w:val="false"/>
-          <w:caps w:val="false"/>
-          <w:smallCaps w:val="false"/>
-          <w:color w:val="151F26"/>
-          <w:spacing w:val="0"/>
-          <w:sz w:val="23"/>
-        </w:rPr>
+        <w:jc w:val="both"/>
+        <w:rPr/>
       </w:pPr>
       <w:r>
         <w:rPr>
@@ -2976,16 +2734,8 @@
         <w:widowControl/>
         <w:spacing w:lineRule="atLeast" w:line="270" w:before="0" w:after="0"/>
         <w:ind w:hanging="0" w:left="0" w:right="0"/>
-        <w:rPr>
-          <w:rFonts w:ascii="Open Sans;Helvetica;Arial;sans-" w:hAnsi="Open Sans;Helvetica;Arial;sans-"/>
-          <w:b w:val="false"/>
-          <w:i w:val="false"/>
-          <w:caps w:val="false"/>
-          <w:smallCaps w:val="false"/>
-          <w:color w:val="151F26"/>
-          <w:spacing w:val="0"/>
-          <w:sz w:val="23"/>
-        </w:rPr>
+        <w:jc w:val="both"/>
+        <w:rPr/>
       </w:pPr>
       <w:r>
         <w:rPr>
@@ -3004,6 +2754,7 @@
     <w:p>
       <w:pPr>
         <w:pStyle w:val="Heading4"/>
+        <w:jc w:val="both"/>
         <w:rPr/>
       </w:pPr>
       <w:r>
@@ -3017,16 +2768,8 @@
         <w:widowControl/>
         <w:spacing w:lineRule="atLeast" w:line="270" w:before="0" w:after="0"/>
         <w:ind w:hanging="0" w:left="0" w:right="0"/>
-        <w:rPr>
-          <w:rFonts w:ascii="Open Sans;Helvetica;Arial;sans-" w:hAnsi="Open Sans;Helvetica;Arial;sans-"/>
-          <w:b w:val="false"/>
-          <w:i w:val="false"/>
-          <w:caps w:val="false"/>
-          <w:smallCaps w:val="false"/>
-          <w:color w:val="151F26"/>
-          <w:spacing w:val="0"/>
-          <w:sz w:val="23"/>
-        </w:rPr>
+        <w:jc w:val="both"/>
+        <w:rPr/>
       </w:pPr>
       <w:r>
         <w:rPr>
@@ -3048,16 +2791,8 @@
         <w:widowControl/>
         <w:spacing w:lineRule="atLeast" w:line="270" w:before="0" w:after="0"/>
         <w:ind w:hanging="0" w:left="0" w:right="0"/>
-        <w:rPr>
-          <w:rFonts w:ascii="Open Sans;Helvetica;Arial;sans-" w:hAnsi="Open Sans;Helvetica;Arial;sans-"/>
-          <w:b w:val="false"/>
-          <w:i w:val="false"/>
-          <w:caps w:val="false"/>
-          <w:smallCaps w:val="false"/>
-          <w:color w:val="151F26"/>
-          <w:spacing w:val="0"/>
-          <w:sz w:val="23"/>
-        </w:rPr>
+        <w:jc w:val="both"/>
+        <w:rPr/>
       </w:pPr>
       <w:r>
         <w:rPr>
@@ -3079,16 +2814,8 @@
         <w:widowControl/>
         <w:spacing w:lineRule="atLeast" w:line="270" w:before="0" w:after="0"/>
         <w:ind w:hanging="0" w:left="0" w:right="0"/>
-        <w:rPr>
-          <w:rFonts w:ascii="Open Sans;Helvetica;Arial;sans-" w:hAnsi="Open Sans;Helvetica;Arial;sans-"/>
-          <w:b w:val="false"/>
-          <w:i w:val="false"/>
-          <w:caps w:val="false"/>
-          <w:smallCaps w:val="false"/>
-          <w:color w:val="151F26"/>
-          <w:spacing w:val="0"/>
-          <w:sz w:val="23"/>
-        </w:rPr>
+        <w:jc w:val="both"/>
+        <w:rPr/>
       </w:pPr>
       <w:r>
         <w:rPr>
@@ -3110,16 +2837,8 @@
         <w:widowControl/>
         <w:spacing w:lineRule="atLeast" w:line="270" w:before="0" w:after="0"/>
         <w:ind w:hanging="0" w:left="0" w:right="0"/>
-        <w:rPr>
-          <w:rFonts w:ascii="Open Sans;Helvetica;Arial;sans-" w:hAnsi="Open Sans;Helvetica;Arial;sans-"/>
-          <w:b w:val="false"/>
-          <w:i w:val="false"/>
-          <w:caps w:val="false"/>
-          <w:smallCaps w:val="false"/>
-          <w:color w:val="151F26"/>
-          <w:spacing w:val="0"/>
-          <w:sz w:val="23"/>
-        </w:rPr>
+        <w:jc w:val="both"/>
+        <w:rPr/>
       </w:pPr>
       <w:r>
         <w:rPr>
@@ -3138,6 +2857,7 @@
     <w:p>
       <w:pPr>
         <w:pStyle w:val="Heading4"/>
+        <w:jc w:val="both"/>
         <w:rPr/>
       </w:pPr>
       <w:r>
@@ -3151,16 +2871,8 @@
         <w:widowControl/>
         <w:spacing w:lineRule="atLeast" w:line="270" w:before="0" w:after="0"/>
         <w:ind w:hanging="0" w:left="0" w:right="0"/>
-        <w:rPr>
-          <w:rFonts w:ascii="Open Sans;Helvetica;Arial;sans-" w:hAnsi="Open Sans;Helvetica;Arial;sans-"/>
-          <w:b w:val="false"/>
-          <w:i w:val="false"/>
-          <w:caps w:val="false"/>
-          <w:smallCaps w:val="false"/>
-          <w:color w:val="151F26"/>
-          <w:spacing w:val="0"/>
-          <w:sz w:val="23"/>
-        </w:rPr>
+        <w:jc w:val="both"/>
+        <w:rPr/>
       </w:pPr>
       <w:r>
         <w:rPr>
@@ -3182,16 +2894,8 @@
         <w:widowControl/>
         <w:spacing w:lineRule="atLeast" w:line="270" w:before="0" w:after="0"/>
         <w:ind w:hanging="0" w:left="0" w:right="0"/>
-        <w:rPr>
-          <w:rFonts w:ascii="Open Sans;Helvetica;Arial;sans-" w:hAnsi="Open Sans;Helvetica;Arial;sans-"/>
-          <w:b w:val="false"/>
-          <w:i w:val="false"/>
-          <w:caps w:val="false"/>
-          <w:smallCaps w:val="false"/>
-          <w:color w:val="151F26"/>
-          <w:spacing w:val="0"/>
-          <w:sz w:val="23"/>
-        </w:rPr>
+        <w:jc w:val="both"/>
+        <w:rPr/>
       </w:pPr>
       <w:r>
         <w:rPr>
@@ -3213,16 +2917,8 @@
         <w:widowControl/>
         <w:spacing w:lineRule="atLeast" w:line="270" w:before="0" w:after="0"/>
         <w:ind w:hanging="0" w:left="0" w:right="0"/>
-        <w:rPr>
-          <w:rFonts w:ascii="Open Sans;Helvetica;Arial;sans-" w:hAnsi="Open Sans;Helvetica;Arial;sans-"/>
-          <w:b w:val="false"/>
-          <w:i w:val="false"/>
-          <w:caps w:val="false"/>
-          <w:smallCaps w:val="false"/>
-          <w:color w:val="151F26"/>
-          <w:spacing w:val="0"/>
-          <w:sz w:val="23"/>
-        </w:rPr>
+        <w:jc w:val="both"/>
+        <w:rPr/>
       </w:pPr>
       <w:r>
         <w:rPr>
@@ -3244,9 +2940,8 @@
         <w:widowControl/>
         <w:spacing w:lineRule="atLeast" w:line="270" w:before="0" w:after="0"/>
         <w:ind w:hanging="0" w:left="0" w:right="0"/>
-        <w:rPr>
-          <w:i w:val="false"/>
-        </w:rPr>
+        <w:jc w:val="both"/>
+        <w:rPr/>
       </w:pPr>
       <w:r>
         <w:rPr>
@@ -3263,9 +2958,9 @@
       </w:r>
     </w:p>
     <w:sectPr>
-      <w:headerReference w:type="even" r:id="rId21"/>
-      <w:headerReference w:type="default" r:id="rId22"/>
-      <w:headerReference w:type="first" r:id="rId23"/>
+      <w:headerReference w:type="even" r:id="rId19"/>
+      <w:headerReference w:type="default" r:id="rId20"/>
+      <w:headerReference w:type="first" r:id="rId21"/>
       <w:type w:val="nextPage"/>
       <w:pgSz w:w="11906" w:h="16838"/>
       <w:pgMar w:left="1701" w:right="850" w:gutter="0" w:header="709" w:top="1134" w:footer="0" w:bottom="1134"/>
@@ -4286,6 +3981,13 @@
     <w:qFormat/>
     <w:rPr/>
   </w:style>
+  <w:style w:type="character" w:styleId="Bullets">
+    <w:name w:val="Bullets"/>
+    <w:qFormat/>
+    <w:rPr>
+      <w:rFonts w:ascii="OpenSymbol" w:hAnsi="OpenSymbol" w:eastAsia="OpenSymbol" w:cs="OpenSymbol"/>
+    </w:rPr>
+  </w:style>
   <w:style w:type="paragraph" w:styleId="Heading">
     <w:name w:val="Heading"/>
     <w:basedOn w:val="Normal"/>

--- a/docs/docsite-intro-19.docx
+++ b/docs/docsite-intro-19.docx
@@ -1453,14 +1453,14 @@
         <w:tblLook w:val="04a0" w:noHBand="0" w:noVBand="1" w:firstColumn="1" w:lastRow="0" w:lastColumn="0" w:firstRow="1"/>
       </w:tblPr>
       <w:tblGrid>
-        <w:gridCol w:w="4677"/>
-        <w:gridCol w:w="4678"/>
+        <w:gridCol w:w="3205"/>
+        <w:gridCol w:w="6150"/>
       </w:tblGrid>
       <w:tr>
         <w:trPr/>
         <w:tc>
           <w:tcPr>
-            <w:tcW w:w="4677" w:type="dxa"/>
+            <w:tcW w:w="3205" w:type="dxa"/>
             <w:tcBorders/>
           </w:tcPr>
           <w:p>
@@ -1477,7 +1477,7 @@
               </w:rPr>
               <w:drawing>
                 <wp:inline distT="0" distB="0" distL="0" distR="0">
-                  <wp:extent cx="2900680" cy="2900680"/>
+                  <wp:extent cx="1901825" cy="1042670"/>
                   <wp:effectExtent l="0" t="0" r="0" b="0"/>
                   <wp:docPr id="6" name="Image5"/>
                   <wp:cNvGraphicFramePr>
@@ -1501,7 +1501,7 @@
                         <pic:spPr bwMode="auto">
                           <a:xfrm>
                             <a:off x="0" y="0"/>
-                            <a:ext cx="2900680" cy="2900680"/>
+                            <a:ext cx="1901825" cy="1042670"/>
                           </a:xfrm>
                           <a:prstGeom prst="rect">
                             <a:avLst/>
@@ -1520,18 +1520,11 @@
               </w:rPr>
               <w:br/>
             </w:r>
-            <w:r>
-              <w:rPr>
-                <w:kern w:val="0"/>
-                <w:vertAlign w:val="superscript"/>
-              </w:rPr>
-              <w:t>Изображение © Lathala Creative Studios</w:t>
-            </w:r>
           </w:p>
         </w:tc>
         <w:tc>
           <w:tcPr>
-            <w:tcW w:w="4678" w:type="dxa"/>
+            <w:tcW w:w="6150" w:type="dxa"/>
             <w:tcBorders/>
           </w:tcPr>
           <w:p>
@@ -1570,7 +1563,7 @@
         <w:trPr/>
         <w:tc>
           <w:tcPr>
-            <w:tcW w:w="4677" w:type="dxa"/>
+            <w:tcW w:w="3205" w:type="dxa"/>
             <w:tcBorders/>
           </w:tcPr>
           <w:p>
@@ -1590,7 +1583,7 @@
         </w:tc>
         <w:tc>
           <w:tcPr>
-            <w:tcW w:w="4678" w:type="dxa"/>
+            <w:tcW w:w="6150" w:type="dxa"/>
             <w:tcBorders/>
           </w:tcPr>
           <w:p>
